--- a/outputs/reports/AZZAM_ANALYTICS_DIEM_MU.docx
+++ b/outputs/reports/AZZAM_ANALYTICS_DIEM_MU.docx
@@ -29,7 +29,7 @@
       <w:r>
         <w:t>Cửa sổ phân tích: 2026-09-02 → 2026-09-30 (28 ngày)</w:t>
         <w:br/>
-        <w:t>Sinh: 2026-10-02 08:14 UTC</w:t>
+        <w:t>Sinh: 2026-10-02 08:57 UTC</w:t>
       </w:r>
     </w:p>
     <w:p/>

--- a/outputs/reports/AZZAM_ANALYTICS_DIEM_MU.docx
+++ b/outputs/reports/AZZAM_ANALYTICS_DIEM_MU.docx
@@ -29,7 +29,7 @@
       <w:r>
         <w:t>Cửa sổ phân tích: 2026-09-02 → 2026-09-30 (28 ngày)</w:t>
         <w:br/>
-        <w:t>Sinh: 2026-10-02 08:57 UTC</w:t>
+        <w:t>Sinh: 2026-10-02 09:13 UTC</w:t>
       </w:r>
     </w:p>
     <w:p/>

--- a/outputs/reports/AZZAM_ANALYTICS_DIEM_MU.docx
+++ b/outputs/reports/AZZAM_ANALYTICS_DIEM_MU.docx
@@ -29,7 +29,7 @@
       <w:r>
         <w:t>Cửa sổ phân tích: 2026-09-02 → 2026-09-30 (28 ngày)</w:t>
         <w:br/>
-        <w:t>Sinh: 2026-10-02 09:13 UTC</w:t>
+        <w:t>Sinh: 2026-10-02 09:27 UTC</w:t>
       </w:r>
     </w:p>
     <w:p/>
